--- a/LR01-01/reports/ЛР01_Отчет_и_паспорт.docx
+++ b/LR01-01/reports/ЛР01_Отчет_и_паспорт.docx
@@ -58,7 +58,7 @@
           <w:b w:val="0"/>
           <w:i w:val="0"/>
         </w:rPr>
-        <w:t>Вариант 7</w:t>
+        <w:t>Вариант 1</w:t>
       </w:r>
     </w:p>
     <w:p>
@@ -70,7 +70,7 @@
           <w:b w:val="0"/>
           <w:i w:val="0"/>
         </w:rPr>
-        <w:t>Дата выполнения: 30.09.2026</w:t>
+        <w:t>Дата выполнения: 13.10.2026</w:t>
       </w:r>
     </w:p>
     <w:p>
@@ -96,7 +96,7 @@
           <w:b w:val="0"/>
           <w:i w:val="0"/>
         </w:rPr>
-        <w:t>Вариант 7 задаёт контекст «бумажная текстура»: размер 96 × 96 пикселей, шаг решётки 4, три октавы, затухание 0,60, сглаженная интерполяция, квантование 8 бит. Изменяемый фактор — увеличение размера изображения в 1,5 раза (96 → 144) при неизменности остальных параметров.</w:t>
+        <w:t>Вариант 1 задаёт контекст «облачное небо для фона афиши»: размер 96 × 96 пикселей, шаг решётки 32, четыре октавы, затухание 0,50, сглаженная интерполяция, квантование 8 бит. Изменяемый фактор — увеличение размера изображения в 1,5 раза (96 → 144) при неизменности остальных параметров.</w:t>
       </w:r>
     </w:p>
     <w:p>
@@ -129,6 +129,14 @@
         <w:tblStyle w:val="LightShading-Accent1"/>
         <w:tblW w:type="auto" w:w="0"/>
         <w:tblLook w:firstColumn="1" w:firstRow="1" w:lastColumn="0" w:lastRow="0" w:noHBand="0" w:noVBand="1" w:val="04A0"/>
+        <w:tblBorders>
+          <w:top w:val="single" w:sz="4" w:color="D9D9D9"/>
+          <w:left w:val="single" w:sz="4" w:color="D9D9D9"/>
+          <w:bottom w:val="single" w:sz="4" w:color="D9D9D9"/>
+          <w:right w:val="single" w:sz="4" w:color="D9D9D9"/>
+          <w:insideH w:val="single" w:sz="4" w:color="D9D9D9"/>
+          <w:insideV w:val="single" w:sz="4" w:color="D9D9D9"/>
+        </w:tblBorders>
       </w:tblPr>
       <w:tblGrid>
         <w:gridCol w:w="4968"/>
@@ -179,7 +187,7 @@
           </w:tcPr>
           <w:p>
             <w:r>
-              <w:t>Windows 11 x64 (10.0.26200), сведения из среды выполнения проекта</w:t>
+              <w:t>Windows 11 x64 (10.0.26300), сведения из среды выполнения проекта</w:t>
             </w:r>
           </w:p>
         </w:tc>
@@ -311,7 +319,7 @@
           </w:tcPr>
           <w:p>
             <w:r>
-              <w:t>.venv\Scripts\python.exe src\lab01_experiment.py --variant 7 --out artifacts</w:t>
+              <w:t>.venv\Scripts\python.exe src\lab01_experiment.py --variant 1 --out artifacts</w:t>
             </w:r>
           </w:p>
         </w:tc>
@@ -340,6 +348,14 @@
         <w:tblStyle w:val="LightShading-Accent1"/>
         <w:tblW w:type="auto" w:w="0"/>
         <w:tblLook w:firstColumn="1" w:firstRow="1" w:lastColumn="0" w:lastRow="0" w:noHBand="0" w:noVBand="1" w:val="04A0"/>
+        <w:tblBorders>
+          <w:top w:val="single" w:sz="4" w:color="D9D9D9"/>
+          <w:left w:val="single" w:sz="4" w:color="D9D9D9"/>
+          <w:bottom w:val="single" w:sz="4" w:color="D9D9D9"/>
+          <w:right w:val="single" w:sz="4" w:color="D9D9D9"/>
+          <w:insideH w:val="single" w:sz="4" w:color="D9D9D9"/>
+          <w:insideV w:val="single" w:sz="4" w:color="D9D9D9"/>
+        </w:tblBorders>
       </w:tblPr>
       <w:tblGrid>
         <w:gridCol w:w="3312"/>
@@ -532,7 +548,7 @@
           </w:tcPr>
           <w:p>
             <w:r>
-              <w:t>Размер 96/144; cell 4; 3 октавы; persistence 0,60; smooth; 8 бит</w:t>
+              <w:t>Размер 96/144; cell 32; 4 октавы; persistence 0,50; smooth; 8 бит</w:t>
             </w:r>
           </w:p>
         </w:tc>
@@ -714,6 +730,14 @@
         <w:tblStyle w:val="LightShading-Accent1"/>
         <w:tblW w:type="auto" w:w="0"/>
         <w:tblLook w:firstColumn="1" w:firstRow="1" w:lastColumn="0" w:lastRow="0" w:noHBand="0" w:noVBand="1" w:val="04A0"/>
+        <w:tblBorders>
+          <w:top w:val="single" w:sz="4" w:color="D9D9D9"/>
+          <w:left w:val="single" w:sz="4" w:color="D9D9D9"/>
+          <w:bottom w:val="single" w:sz="4" w:color="D9D9D9"/>
+          <w:right w:val="single" w:sz="4" w:color="D9D9D9"/>
+          <w:insideH w:val="single" w:sz="4" w:color="D9D9D9"/>
+          <w:insideV w:val="single" w:sz="4" w:color="D9D9D9"/>
+        </w:tblBorders>
       </w:tblPr>
       <w:tblGrid>
         <w:gridCol w:w="4968"/>
@@ -786,7 +810,7 @@
           </w:tcPr>
           <w:p>
             <w:r>
-              <w:t>ee3e5262d405cc1f43f2f6664877a1e1d825012b856cda9b6ab562fea06e0bb3</w:t>
+              <w:t>ab1b7ecd9276957c0c71382ba98a2c1599d81ce77239aa79f6e70011e7313ad6</w:t>
             </w:r>
           </w:p>
         </w:tc>
@@ -808,7 +832,7 @@
           </w:tcPr>
           <w:p>
             <w:r>
-              <w:t>6af310f81cea759ca4f5f8ff58c4a5c8997cdb3c606adb7bebfeeb39bdd49583</w:t>
+              <w:t>9a4c42c31bedceb6ecfd3a42d8d66a18de019d0143d3bbf4d20f3db6ceb0fdb3</w:t>
             </w:r>
           </w:p>
         </w:tc>
@@ -828,6 +852,14 @@
         <w:tblStyle w:val="LightShading-Accent1"/>
         <w:tblW w:type="auto" w:w="0"/>
         <w:tblLook w:firstColumn="1" w:firstRow="1" w:lastColumn="0" w:lastRow="0" w:noHBand="0" w:noVBand="1" w:val="04A0"/>
+        <w:tblBorders>
+          <w:top w:val="single" w:sz="4" w:color="D9D9D9"/>
+          <w:left w:val="single" w:sz="4" w:color="D9D9D9"/>
+          <w:bottom w:val="single" w:sz="4" w:color="D9D9D9"/>
+          <w:right w:val="single" w:sz="4" w:color="D9D9D9"/>
+          <w:insideH w:val="single" w:sz="4" w:color="D9D9D9"/>
+          <w:insideV w:val="single" w:sz="4" w:color="D9D9D9"/>
+        </w:tblBorders>
       </w:tblPr>
       <w:tblGrid>
         <w:gridCol w:w="4968"/>
@@ -957,7 +989,7 @@
           <w:b w:val="0"/>
           <w:i w:val="0"/>
         </w:rPr>
-        <w:t>SHA-256 полного массива пикселей, запуск с seed 101: 29c6a6345d470f42cc8068deaf9530132cc70838f4bbfccc3bb1dc2f3d236c74</w:t>
+        <w:t>SHA-256 полного массива пикселей, запуск с seed 101: 93fae5913d79728429ddcdf533063672739fd51e5afa6a7ac243e3e6a80d290b</w:t>
       </w:r>
     </w:p>
     <w:p>
@@ -966,7 +998,7 @@
           <w:b w:val="0"/>
           <w:i w:val="0"/>
         </w:rPr>
-        <w:t>При seed 1101 получен другой отпечаток: a759a35c787023a1655e34dcb8a755a457377efa50cddaa936aaf0590e85c8c0</w:t>
+        <w:t>При seed 1101 получен другой отпечаток: 79aa3ff4187bbfe82959dec1a542c82e7143d035dc7641ab0827855fc36d4fd2</w:t>
       </w:r>
     </w:p>
     <w:p>
@@ -975,7 +1007,7 @@
           <w:b w:val="0"/>
           <w:i w:val="0"/>
         </w:rPr>
-        <w:t>Без --seed получены системные значения 2885143056 и 3057706156 и разные SHA-256 a8b8496454d90d86… и e71f11496793fd83…. С seed 101 два запуска дали 29c6a6345d470f42… и 29c6a6345d470f42…. Это демонстрирует, почему seed требуется задавать и записывать.</w:t>
+        <w:t>Без --seed получены системные значения 2627749788 и 2767064788 и разные SHA-256 888d3f37e8cdaa9a… и cdaab00035ab1259…. С seed 101 два запуска дали 93fae5913d797284… и 93fae5913d797284…. Это демонстрирует, почему seed требуется задавать и записывать.</w:t>
       </w:r>
     </w:p>
     <w:p>
@@ -1000,6 +1032,14 @@
         <w:tblStyle w:val="LightShading-Accent1"/>
         <w:tblW w:type="auto" w:w="0"/>
         <w:tblLook w:firstColumn="1" w:firstRow="1" w:lastColumn="0" w:lastRow="0" w:noHBand="0" w:noVBand="1" w:val="04A0"/>
+        <w:tblBorders>
+          <w:top w:val="single" w:sz="4" w:color="D9D9D9"/>
+          <w:left w:val="single" w:sz="4" w:color="D9D9D9"/>
+          <w:bottom w:val="single" w:sz="4" w:color="D9D9D9"/>
+          <w:right w:val="single" w:sz="4" w:color="D9D9D9"/>
+          <w:insideH w:val="single" w:sz="4" w:color="D9D9D9"/>
+          <w:insideV w:val="single" w:sz="4" w:color="D9D9D9"/>
+        </w:tblBorders>
       </w:tblPr>
       <w:tblGrid>
         <w:gridCol w:w="1419"/>
@@ -1120,7 +1160,7 @@
           </w:tcPr>
           <w:p>
             <w:r>
-              <w:t>0.503641</w:t>
+              <w:t>0.478177</w:t>
             </w:r>
           </w:p>
         </w:tc>
@@ -1130,7 +1170,7 @@
           </w:tcPr>
           <w:p>
             <w:r>
-              <w:t>0.007828</w:t>
+              <w:t>0.048150</w:t>
             </w:r>
           </w:p>
         </w:tc>
@@ -1140,7 +1180,7 @@
           </w:tcPr>
           <w:p>
             <w:r>
-              <w:t>0.501223</w:t>
+              <w:t>0.499288</w:t>
             </w:r>
           </w:p>
         </w:tc>
@@ -1150,7 +1190,7 @@
           </w:tcPr>
           <w:p>
             <w:r>
-              <w:t>-0.002418</w:t>
+              <w:t>+0.021111</w:t>
             </w:r>
           </w:p>
         </w:tc>
@@ -1160,7 +1200,7 @@
           </w:tcPr>
           <w:p>
             <w:r>
-              <w:t>0.309</w:t>
+              <w:t>0.438</w:t>
             </w:r>
           </w:p>
         </w:tc>
@@ -1192,7 +1232,7 @@
           </w:tcPr>
           <w:p>
             <w:r>
-              <w:t>0.139268</w:t>
+              <w:t>0.131144</w:t>
             </w:r>
           </w:p>
         </w:tc>
@@ -1202,7 +1242,7 @@
           </w:tcPr>
           <w:p>
             <w:r>
-              <w:t>0.002117</w:t>
+              <w:t>0.010228</w:t>
             </w:r>
           </w:p>
         </w:tc>
@@ -1212,7 +1252,7 @@
           </w:tcPr>
           <w:p>
             <w:r>
-              <w:t>0.138971</w:t>
+              <w:t>0.123626</w:t>
             </w:r>
           </w:p>
         </w:tc>
@@ -1222,7 +1262,7 @@
           </w:tcPr>
           <w:p>
             <w:r>
-              <w:t>-0.000297</w:t>
+              <w:t>-0.007518</w:t>
             </w:r>
           </w:p>
         </w:tc>
@@ -1232,7 +1272,7 @@
           </w:tcPr>
           <w:p>
             <w:r>
-              <w:t>0.140</w:t>
+              <w:t>0.735</w:t>
             </w:r>
           </w:p>
         </w:tc>
@@ -1264,7 +1304,7 @@
           </w:tcPr>
           <w:p>
             <w:r>
-              <w:t>0.083476</w:t>
+              <w:t>0.009734</w:t>
             </w:r>
           </w:p>
         </w:tc>
@@ -1274,7 +1314,7 @@
           </w:tcPr>
           <w:p>
             <w:r>
-              <w:t>0.000643</w:t>
+              <w:t>0.000568</w:t>
             </w:r>
           </w:p>
         </w:tc>
@@ -1284,7 +1324,7 @@
           </w:tcPr>
           <w:p>
             <w:r>
-              <w:t>0.083575</w:t>
+              <w:t>0.009766</w:t>
             </w:r>
           </w:p>
         </w:tc>
@@ -1294,7 +1334,7 @@
           </w:tcPr>
           <w:p>
             <w:r>
-              <w:t>+0.000098</w:t>
+              <w:t>+0.000032</w:t>
             </w:r>
           </w:p>
         </w:tc>
@@ -1304,7 +1344,7 @@
           </w:tcPr>
           <w:p>
             <w:r>
-              <w:t>0.153</w:t>
+              <w:t>0.056</w:t>
             </w:r>
           </w:p>
         </w:tc>
@@ -1336,7 +1376,7 @@
           </w:tcPr>
           <w:p>
             <w:r>
-              <w:t>7.174098</w:t>
+              <w:t>6.996888</w:t>
             </w:r>
           </w:p>
         </w:tc>
@@ -1346,7 +1386,7 @@
           </w:tcPr>
           <w:p>
             <w:r>
-              <w:t>0.018270</w:t>
+              <w:t>0.126357</w:t>
             </w:r>
           </w:p>
         </w:tc>
@@ -1356,7 +1396,7 @@
           </w:tcPr>
           <w:p>
             <w:r>
-              <w:t>7.179723</w:t>
+              <w:t>6.964644</w:t>
             </w:r>
           </w:p>
         </w:tc>
@@ -1366,7 +1406,7 @@
           </w:tcPr>
           <w:p>
             <w:r>
-              <w:t>+0.005625</w:t>
+              <w:t>-0.032245</w:t>
             </w:r>
           </w:p>
         </w:tc>
@@ -1376,7 +1416,7 @@
           </w:tcPr>
           <w:p>
             <w:r>
-              <w:t>0.308</w:t>
+              <w:t>0.255</w:t>
             </w:r>
           </w:p>
         </w:tc>
@@ -1399,7 +1439,7 @@
           <w:b w:val="0"/>
           <w:i w:val="0"/>
         </w:rPr>
-        <w:t>На рис. 1 показаны изображения seed 101, построенные при одинаковом размере и масштабе отображения. SHA-256 PNG: базовое условие 9081bc43e0b6f01e66b79ae5584a114a16649194fbd34a7a7d9da059b78e15e6; фактор 888cdfad900a155cf358f3185dbc85892b8c6cd2a95ec89780503caf85b74afb. Для проверки точного совпадения пикселей использовались хеши массивов, а не хеш PNG.</w:t>
+        <w:t>На рис. 1 показаны изображения seed 101, размером 96×96 и 144×144, приведённые к одинаковому размеру отображения. SHA-256 PNG: базовое условие 9779f1fe26d3815c5663d067f4b3454c0be748ce6e64f18bf79366cfb0051b59; фактор e5bdf6a4d4002642da6981489488058ffdddbf99b74299f16dc40968b8434a84. Для проверки точного совпадения пикселей использовались хеши массивов, а не хеш PNG.</w:t>
       </w:r>
     </w:p>
     <w:tbl>
@@ -1421,7 +1461,7 @@
               <w:jc w:val="center"/>
             </w:pPr>
             <w:r>
-              <w:t>База · cell 24</w:t>
+              <w:t>База · 96×96 · cell 32</w:t>
               <w:br/>
             </w:r>
             <w:r>
@@ -1469,7 +1509,7 @@
               <w:jc w:val="center"/>
             </w:pPr>
             <w:r>
-              <w:t>Фактор · cell 48</w:t>
+              <w:t>Фактор · 144×144 · cell 32</w:t>
               <w:br/>
             </w:r>
             <w:r>
@@ -1567,6 +1607,24 @@
       </w:r>
     </w:p>
     <w:p>
+      <w:r>
+        <w:rPr>
+          <w:b w:val="0"/>
+          <w:i w:val="0"/>
+        </w:rPr>
+        <w:t>Для афиши средняя яркость около 0,48–0,50 и плавные переходы облаков подходят как исходная подложка. Однако общие метрики не гарантируют читаемость заголовка: его нужно проверять в выбранной области фона; при недостаточном локальном контрасте добавить однотонную подложку или изменить цвет текста.</w:t>
+      </w:r>
+    </w:p>
+    <w:p>
+      <w:r>
+        <w:rPr>
+          <w:b w:val="0"/>
+          <w:i w:val="0"/>
+        </w:rPr>
+        <w:t>Сопоставление с демонстрацией методички: базовый SHA-256 начинается с 93fae5913d797284, базовые средние совпали после округления. Факторные метрики отличаются от демонстрационных; в отчёте оставлены фактические значения данной реализации. В обоих случаях порог 2 не превышен. Разница среды и отсутствие исходного скрипта автора не позволяют установить причину расхождения по одному отчёту.</w:t>
+      </w:r>
+    </w:p>
+    <w:p>
       <w:pPr>
         <w:pStyle w:val="Heading1"/>
       </w:pPr>
@@ -1615,7 +1673,7 @@
           <w:b w:val="0"/>
           <w:i w:val="0"/>
         </w:rPr>
-        <w:t>Архив материалов: artifacts/lr01_variant07_artifacts.zip. Он содержит код, результаты, изображения, журнал и этот паспорт с отчётом.</w:t>
+        <w:t>Архив материалов: artifacts/lr01_variant01_artifacts.zip. Он содержит код, результаты, изображения, журнал и этот паспорт с отчётом.</w:t>
       </w:r>
     </w:p>
     <w:sectPr>
@@ -2061,7 +2119,7 @@
       <w:rFonts w:asciiTheme="majorHAnsi" w:eastAsiaTheme="majorEastAsia" w:hAnsiTheme="majorHAnsi" w:cstheme="majorBidi" w:ascii="Times New Roman" w:hAnsi="Times New Roman"/>
       <w:b/>
       <w:bCs/>
-      <w:color w:val="365F91" w:themeColor="accent1" w:themeShade="BF"/>
+      <w:color w:val="000000"/>
       <w:sz w:val="28"/>
       <w:szCs w:val="28"/>
     </w:rPr>
@@ -2085,7 +2143,7 @@
       <w:rFonts w:asciiTheme="majorHAnsi" w:eastAsiaTheme="majorEastAsia" w:hAnsiTheme="majorHAnsi" w:cstheme="majorBidi" w:ascii="Times New Roman" w:hAnsi="Times New Roman"/>
       <w:b/>
       <w:bCs/>
-      <w:color w:val="4F81BD" w:themeColor="accent1"/>
+      <w:color w:val="000000"/>
       <w:sz w:val="26"/>
       <w:szCs w:val="26"/>
     </w:rPr>
@@ -2347,8 +2405,8 @@
       <w:contextualSpacing/>
     </w:pPr>
     <w:rPr>
-      <w:rFonts w:asciiTheme="majorHAnsi" w:eastAsiaTheme="majorEastAsia" w:hAnsiTheme="majorHAnsi" w:cstheme="majorBidi"/>
-      <w:color w:val="17365D" w:themeColor="text2" w:themeShade="BF"/>
+      <w:rFonts w:asciiTheme="majorHAnsi" w:eastAsiaTheme="majorEastAsia" w:hAnsiTheme="majorHAnsi" w:cstheme="majorBidi" w:ascii="Times New Roman" w:hAnsi="Times New Roman"/>
+      <w:color w:val="000000"/>
       <w:spacing w:val="5"/>
       <w:kern w:val="28"/>
       <w:sz w:val="52"/>
